--- a/hin/docx/023.content.docx
+++ b/hin/docx/023.content.docx
@@ -458,18 +458,12 @@
           <w:lang w:val="hi_IN" w:bidi="hi_IN"/>
         </w:rPr>
       </w:r>
-      <w:hyperlink r:id="rId13">
-        <w:r>
-          <w:rPr>
-            <w:lang w:val="hi_IN" w:bidi="hi_IN"/>
-          </w:rPr>
-          <w:rPr>
-            <w:color w:val="0000EE"/>
-            <w:u w:val="single"/>
-          </w:rPr>
-          <w:t>2 शमूएल 03:31–32</w:t>
-        </w:r>
-      </w:hyperlink>
+      <w:r>
+        <w:rPr>
+          <w:lang w:val="hi_IN" w:bidi="hi_IN"/>
+        </w:rPr>
+        <w:t>2 शमूएल 03:31–32</w:t>
+      </w:r>
     </w:p>
     <w:p>
       <w:pPr>
@@ -482,18 +476,12 @@
           <w:lang w:val="hi_IN" w:bidi="hi_IN"/>
         </w:rPr>
       </w:r>
-      <w:hyperlink r:id="rId14">
-        <w:r>
-          <w:rPr>
-            <w:lang w:val="hi_IN" w:bidi="hi_IN"/>
-          </w:rPr>
-          <w:rPr>
-            <w:color w:val="0000EE"/>
-            <w:u w:val="single"/>
-          </w:rPr>
-          <w:t>उत्पत्ति 37:34–36</w:t>
-        </w:r>
-      </w:hyperlink>
+      <w:r>
+        <w:rPr>
+          <w:lang w:val="hi_IN" w:bidi="hi_IN"/>
+        </w:rPr>
+        <w:t>उत्पत्ति 37:34–36</w:t>
+      </w:r>
     </w:p>
     <w:p>
       <w:pPr>
@@ -506,18 +494,12 @@
           <w:lang w:val="hi_IN" w:bidi="hi_IN"/>
         </w:rPr>
       </w:r>
-      <w:hyperlink r:id="rId15">
-        <w:r>
-          <w:rPr>
-            <w:lang w:val="hi_IN" w:bidi="hi_IN"/>
-          </w:rPr>
-          <w:rPr>
-            <w:color w:val="0000EE"/>
-            <w:u w:val="single"/>
-          </w:rPr>
-          <w:t>योएल 01:8–10</w:t>
-        </w:r>
-      </w:hyperlink>
+      <w:r>
+        <w:rPr>
+          <w:lang w:val="hi_IN" w:bidi="hi_IN"/>
+        </w:rPr>
+        <w:t>योएल 01:8–10</w:t>
+      </w:r>
     </w:p>
     <w:p>
       <w:pPr>
@@ -530,18 +512,12 @@
           <w:lang w:val="hi_IN" w:bidi="hi_IN"/>
         </w:rPr>
       </w:r>
-      <w:hyperlink r:id="rId16">
-        <w:r>
-          <w:rPr>
-            <w:lang w:val="hi_IN" w:bidi="hi_IN"/>
-          </w:rPr>
-          <w:rPr>
-            <w:color w:val="0000EE"/>
-            <w:u w:val="single"/>
-          </w:rPr>
-          <w:t>योना 03:4–5</w:t>
-        </w:r>
-      </w:hyperlink>
+      <w:r>
+        <w:rPr>
+          <w:lang w:val="hi_IN" w:bidi="hi_IN"/>
+        </w:rPr>
+        <w:t>योना 03:4–5</w:t>
+      </w:r>
     </w:p>
     <w:p>
       <w:pPr>
@@ -554,18 +530,12 @@
           <w:lang w:val="hi_IN" w:bidi="hi_IN"/>
         </w:rPr>
       </w:r>
-      <w:hyperlink r:id="rId17">
-        <w:r>
-          <w:rPr>
-            <w:lang w:val="hi_IN" w:bidi="hi_IN"/>
-          </w:rPr>
-          <w:rPr>
-            <w:color w:val="0000EE"/>
-            <w:u w:val="single"/>
-          </w:rPr>
-          <w:t>लूका 10:13–15</w:t>
-        </w:r>
-      </w:hyperlink>
+      <w:r>
+        <w:rPr>
+          <w:lang w:val="hi_IN" w:bidi="hi_IN"/>
+        </w:rPr>
+        <w:t>लूका 10:13–15</w:t>
+      </w:r>
     </w:p>
     <w:p>
       <w:pPr>
@@ -578,18 +548,12 @@
           <w:lang w:val="hi_IN" w:bidi="hi_IN"/>
         </w:rPr>
       </w:r>
-      <w:hyperlink r:id="rId18">
-        <w:r>
-          <w:rPr>
-            <w:lang w:val="hi_IN" w:bidi="hi_IN"/>
-          </w:rPr>
-          <w:rPr>
-            <w:color w:val="0000EE"/>
-            <w:u w:val="single"/>
-          </w:rPr>
-          <w:t>मत्ती 11:20–22</w:t>
-        </w:r>
-      </w:hyperlink>
+      <w:r>
+        <w:rPr>
+          <w:lang w:val="hi_IN" w:bidi="hi_IN"/>
+        </w:rPr>
+        <w:t>मत्ती 11:20–22</w:t>
+      </w:r>
     </w:p>
     <w:p>
       <w:pPr>
@@ -861,18 +825,12 @@
           <w:lang w:val="hi_IN" w:bidi="hi_IN"/>
         </w:rPr>
       </w:r>
-      <w:hyperlink r:id="rId19">
-        <w:r>
-          <w:rPr>
-            <w:lang w:val="hi_IN" w:bidi="hi_IN"/>
-          </w:rPr>
-          <w:rPr>
-            <w:color w:val="0000EE"/>
-            <w:u w:val="single"/>
-          </w:rPr>
-          <w:t>2 इतिहास 6:28</w:t>
-        </w:r>
-      </w:hyperlink>
+      <w:r>
+        <w:rPr>
+          <w:lang w:val="hi_IN" w:bidi="hi_IN"/>
+        </w:rPr>
+        <w:t>2 इतिहास 6:28</w:t>
+      </w:r>
     </w:p>
     <w:p>
       <w:pPr>
@@ -885,18 +843,12 @@
           <w:lang w:val="hi_IN" w:bidi="hi_IN"/>
         </w:rPr>
       </w:r>
-      <w:hyperlink r:id="rId20">
-        <w:r>
-          <w:rPr>
-            <w:lang w:val="hi_IN" w:bidi="hi_IN"/>
-          </w:rPr>
-          <w:rPr>
-            <w:color w:val="0000EE"/>
-            <w:u w:val="single"/>
-          </w:rPr>
-          <w:t>व्यवस्थाविवरण 28:38–39</w:t>
-        </w:r>
-      </w:hyperlink>
+      <w:r>
+        <w:rPr>
+          <w:lang w:val="hi_IN" w:bidi="hi_IN"/>
+        </w:rPr>
+        <w:t>व्यवस्थाविवरण 28:38–39</w:t>
+      </w:r>
     </w:p>
     <w:p>
       <w:pPr>
@@ -909,18 +861,12 @@
           <w:lang w:val="hi_IN" w:bidi="hi_IN"/>
         </w:rPr>
       </w:r>
-      <w:hyperlink r:id="rId21">
-        <w:r>
-          <w:rPr>
-            <w:lang w:val="hi_IN" w:bidi="hi_IN"/>
-          </w:rPr>
-          <w:rPr>
-            <w:color w:val="0000EE"/>
-            <w:u w:val="single"/>
-          </w:rPr>
-          <w:t>निर्गमन 10:3–4</w:t>
-        </w:r>
-      </w:hyperlink>
+      <w:r>
+        <w:rPr>
+          <w:lang w:val="hi_IN" w:bidi="hi_IN"/>
+        </w:rPr>
+        <w:t>निर्गमन 10:3–4</w:t>
+      </w:r>
     </w:p>
     <w:p>
       <w:pPr>
@@ -933,18 +879,12 @@
           <w:lang w:val="hi_IN" w:bidi="hi_IN"/>
         </w:rPr>
       </w:r>
-      <w:hyperlink r:id="rId22">
-        <w:r>
-          <w:rPr>
-            <w:lang w:val="hi_IN" w:bidi="hi_IN"/>
-          </w:rPr>
-          <w:rPr>
-            <w:color w:val="0000EE"/>
-            <w:u w:val="single"/>
-          </w:rPr>
-          <w:t>मरकुस 1:6</w:t>
-        </w:r>
-      </w:hyperlink>
+      <w:r>
+        <w:rPr>
+          <w:lang w:val="hi_IN" w:bidi="hi_IN"/>
+        </w:rPr>
+        <w:t>मरकुस 1:6</w:t>
+      </w:r>
     </w:p>
     <w:p>
       <w:pPr>
@@ -957,18 +897,12 @@
           <w:lang w:val="hi_IN" w:bidi="hi_IN"/>
         </w:rPr>
       </w:r>
-      <w:hyperlink r:id="rId23">
-        <w:r>
-          <w:rPr>
-            <w:lang w:val="hi_IN" w:bidi="hi_IN"/>
-          </w:rPr>
-          <w:rPr>
-            <w:color w:val="0000EE"/>
-            <w:u w:val="single"/>
-          </w:rPr>
-          <w:t>नीतिवचन 30:27–28</w:t>
-        </w:r>
-      </w:hyperlink>
+      <w:r>
+        <w:rPr>
+          <w:lang w:val="hi_IN" w:bidi="hi_IN"/>
+        </w:rPr>
+        <w:t>नीतिवचन 30:27–28</w:t>
+      </w:r>
     </w:p>
     <w:p>
       <w:pPr>

--- a/hin/docx/023.content.docx
+++ b/hin/docx/023.content.docx
@@ -349,19 +349,7 @@
         <w:rPr>
           <w:lang w:val="hi_IN" w:bidi="hi_IN"/>
         </w:rPr>
-        <w:t xml:space="preserve">(यह भी देखें: </w:t>
-      </w:r>
-      <w:r>
-        <w:rPr>
-          <w:lang w:val="hi_IN" w:bidi="hi_IN"/>
-        </w:rPr>
-        <w:t>राख</w:t>
-      </w:r>
-      <w:r>
-        <w:rPr>
-          <w:lang w:val="hi_IN" w:bidi="hi_IN"/>
-        </w:rPr>
-        <w:t xml:space="preserve">, </w:t>
+        <w:t xml:space="preserve">(यह भी देखें: राख, </w:t>
       </w:r>
       <w:r>
         <w:rPr>
